--- a/sistema-epi-django/docs/Documentacao_Tecnica_Sistema_EPI.docx
+++ b/sistema-epi-django/docs/Documentacao_Tecnica_Sistema_EPI.docx
@@ -5180,7 +5180,7 @@
           <w:sz w:val="22"/>
           <w:szCs w:val="22"/>
         </w:rPr>
-        <w:t xml:space="preserve">O diagrama completo encontra-se no arquivo Casos_de_Uso_Sistema_EPI.drawio. A tabela abaixo resume os casos de uso do sistema:</w:t>
+        <w:t xml:space="preserve">O diagrama completo encontra-se no arquivo Casos_de_Uso_Sistema_EPI.drawio. Os casos de uso espelham diretamente as funcionalidades implementadas no sistema. O ator Administrador possui uma relação de generalização com o operador (Técnico de Segurança / Almoxarife): ele realiza todos os casos de uso do operador e, adicionalmente, gerencia os usuários do sistema. O colaborador da construtora não opera o sistema — ele é o beneficiário dos empréstimos.</w:t>
       </w:r>
     </w:p>
     <w:tbl>
@@ -5197,9 +5197,8 @@
       </w:tblPr>
       <w:tblGrid>
         <w:gridCol w:w="1000"/>
-        <w:gridCol w:w="3200"/>
-        <w:gridCol w:w="2400"/>
-        <w:gridCol w:w="2400"/>
+        <w:gridCol w:w="4200"/>
+        <w:gridCol w:w="3800"/>
       </w:tblGrid>
       <w:tr>
         <w:trPr>
@@ -5234,7 +5233,7 @@
         </w:tc>
         <w:tc>
           <w:tcPr>
-            <w:tcW w:type="dxa" w:w="3200"/>
+            <w:tcW w:type="dxa" w:w="4200"/>
             <w:shd w:fill="E8E8E4" w:val="clear"/>
             <w:tcMar>
               <w:top w:type="dxa" w:w="80"/>
@@ -5261,7 +5260,7 @@
         </w:tc>
         <w:tc>
           <w:tcPr>
-            <w:tcW w:type="dxa" w:w="2400"/>
+            <w:tcW w:type="dxa" w:w="3800"/>
             <w:shd w:fill="E8E8E4" w:val="clear"/>
             <w:tcMar>
               <w:top w:type="dxa" w:w="80"/>
@@ -5282,34 +5281,7 @@
                 <w:sz w:val="20"/>
                 <w:szCs w:val="20"/>
               </w:rPr>
-              <w:t xml:space="preserve">Ator principal</w:t>
-            </w:r>
-          </w:p>
-        </w:tc>
-        <w:tc>
-          <w:tcPr>
-            <w:tcW w:type="dxa" w:w="2400"/>
-            <w:shd w:fill="E8E8E4" w:val="clear"/>
-            <w:tcMar>
-              <w:top w:type="dxa" w:w="80"/>
-              <w:left w:type="dxa" w:w="100"/>
-              <w:bottom w:type="dxa" w:w="80"/>
-              <w:right w:type="dxa" w:w="100"/>
-            </w:tcMar>
-          </w:tcPr>
-          <w:p>
-            <w:pPr>
-              <w:spacing w:after="0"/>
-            </w:pPr>
-            <w:r>
-              <w:rPr>
-                <w:rFonts w:ascii="Calibri" w:cs="Calibri" w:eastAsia="Calibri" w:hAnsi="Calibri"/>
-                <w:b/>
-                <w:bCs/>
-                <w:sz w:val="20"/>
-                <w:szCs w:val="20"/>
-              </w:rPr>
-              <w:t xml:space="preserve">Relação</w:t>
+              <w:t xml:space="preserve">Ator</w:t>
             </w:r>
           </w:p>
         </w:tc>
@@ -5346,7 +5318,7 @@
         </w:tc>
         <w:tc>
           <w:tcPr>
-            <w:tcW w:type="dxa" w:w="3200"/>
+            <w:tcW w:type="dxa" w:w="4200"/>
             <w:tcMar>
               <w:top w:type="dxa" w:w="80"/>
               <w:left w:type="dxa" w:w="100"/>
@@ -5372,7 +5344,7 @@
         </w:tc>
         <w:tc>
           <w:tcPr>
-            <w:tcW w:type="dxa" w:w="2400"/>
+            <w:tcW w:type="dxa" w:w="3800"/>
             <w:tcMar>
               <w:top w:type="dxa" w:w="80"/>
               <w:left w:type="dxa" w:w="100"/>
@@ -5393,32 +5365,6 @@
                 <w:szCs w:val="20"/>
               </w:rPr>
               <w:t xml:space="preserve">Todos os usuários</w:t>
-            </w:r>
-          </w:p>
-        </w:tc>
-        <w:tc>
-          <w:tcPr>
-            <w:tcW w:type="dxa" w:w="2400"/>
-            <w:tcMar>
-              <w:top w:type="dxa" w:w="80"/>
-              <w:left w:type="dxa" w:w="100"/>
-              <w:bottom w:type="dxa" w:w="80"/>
-              <w:right w:type="dxa" w:w="100"/>
-            </w:tcMar>
-          </w:tcPr>
-          <w:p>
-            <w:pPr>
-              <w:spacing w:after="0"/>
-            </w:pPr>
-            <w:r>
-              <w:rPr>
-                <w:rFonts w:ascii="Calibri" w:cs="Calibri" w:eastAsia="Calibri" w:hAnsi="Calibri"/>
-                <w:b w:val="false"/>
-                <w:bCs w:val="false"/>
-                <w:sz w:val="20"/>
-                <w:szCs w:val="20"/>
-              </w:rPr>
-              <w:t xml:space="preserve">—</w:t>
             </w:r>
           </w:p>
         </w:tc>
@@ -5455,79 +5401,53 @@
         </w:tc>
         <w:tc>
           <w:tcPr>
-            <w:tcW w:type="dxa" w:w="3200"/>
-            <w:tcMar>
-              <w:top w:type="dxa" w:w="80"/>
-              <w:left w:type="dxa" w:w="100"/>
-              <w:bottom w:type="dxa" w:w="80"/>
-              <w:right w:type="dxa" w:w="100"/>
-            </w:tcMar>
-          </w:tcPr>
-          <w:p>
-            <w:pPr>
-              <w:spacing w:after="0"/>
-            </w:pPr>
-            <w:r>
-              <w:rPr>
-                <w:rFonts w:ascii="Calibri" w:cs="Calibri" w:eastAsia="Calibri" w:hAnsi="Calibri"/>
-                <w:b w:val="false"/>
-                <w:bCs w:val="false"/>
-                <w:sz w:val="20"/>
-                <w:szCs w:val="20"/>
-              </w:rPr>
-              <w:t xml:space="preserve">Gerenciar usuários do sistema</w:t>
-            </w:r>
-          </w:p>
-        </w:tc>
-        <w:tc>
-          <w:tcPr>
-            <w:tcW w:type="dxa" w:w="2400"/>
-            <w:tcMar>
-              <w:top w:type="dxa" w:w="80"/>
-              <w:left w:type="dxa" w:w="100"/>
-              <w:bottom w:type="dxa" w:w="80"/>
-              <w:right w:type="dxa" w:w="100"/>
-            </w:tcMar>
-          </w:tcPr>
-          <w:p>
-            <w:pPr>
-              <w:spacing w:after="0"/>
-            </w:pPr>
-            <w:r>
-              <w:rPr>
-                <w:rFonts w:ascii="Calibri" w:cs="Calibri" w:eastAsia="Calibri" w:hAnsi="Calibri"/>
-                <w:b w:val="false"/>
-                <w:bCs w:val="false"/>
-                <w:sz w:val="20"/>
-                <w:szCs w:val="20"/>
-              </w:rPr>
-              <w:t xml:space="preserve">Administrador</w:t>
-            </w:r>
-          </w:p>
-        </w:tc>
-        <w:tc>
-          <w:tcPr>
-            <w:tcW w:type="dxa" w:w="2400"/>
-            <w:tcMar>
-              <w:top w:type="dxa" w:w="80"/>
-              <w:left w:type="dxa" w:w="100"/>
-              <w:bottom w:type="dxa" w:w="80"/>
-              <w:right w:type="dxa" w:w="100"/>
-            </w:tcMar>
-          </w:tcPr>
-          <w:p>
-            <w:pPr>
-              <w:spacing w:after="0"/>
-            </w:pPr>
-            <w:r>
-              <w:rPr>
-                <w:rFonts w:ascii="Calibri" w:cs="Calibri" w:eastAsia="Calibri" w:hAnsi="Calibri"/>
-                <w:b w:val="false"/>
-                <w:bCs w:val="false"/>
-                <w:sz w:val="20"/>
-                <w:szCs w:val="20"/>
-              </w:rPr>
-              <w:t xml:space="preserve">—</w:t>
+            <w:tcW w:type="dxa" w:w="4200"/>
+            <w:tcMar>
+              <w:top w:type="dxa" w:w="80"/>
+              <w:left w:type="dxa" w:w="100"/>
+              <w:bottom w:type="dxa" w:w="80"/>
+              <w:right w:type="dxa" w:w="100"/>
+            </w:tcMar>
+          </w:tcPr>
+          <w:p>
+            <w:pPr>
+              <w:spacing w:after="0"/>
+            </w:pPr>
+            <w:r>
+              <w:rPr>
+                <w:rFonts w:ascii="Calibri" w:cs="Calibri" w:eastAsia="Calibri" w:hAnsi="Calibri"/>
+                <w:b w:val="false"/>
+                <w:bCs w:val="false"/>
+                <w:sz w:val="20"/>
+                <w:szCs w:val="20"/>
+              </w:rPr>
+              <w:t xml:space="preserve">Cadastrar colaboradores</w:t>
+            </w:r>
+          </w:p>
+        </w:tc>
+        <w:tc>
+          <w:tcPr>
+            <w:tcW w:type="dxa" w:w="3800"/>
+            <w:tcMar>
+              <w:top w:type="dxa" w:w="80"/>
+              <w:left w:type="dxa" w:w="100"/>
+              <w:bottom w:type="dxa" w:w="80"/>
+              <w:right w:type="dxa" w:w="100"/>
+            </w:tcMar>
+          </w:tcPr>
+          <w:p>
+            <w:pPr>
+              <w:spacing w:after="0"/>
+            </w:pPr>
+            <w:r>
+              <w:rPr>
+                <w:rFonts w:ascii="Calibri" w:cs="Calibri" w:eastAsia="Calibri" w:hAnsi="Calibri"/>
+                <w:b w:val="false"/>
+                <w:bCs w:val="false"/>
+                <w:sz w:val="20"/>
+                <w:szCs w:val="20"/>
+              </w:rPr>
+              <w:t xml:space="preserve">Técnico / Almoxarife / Administrador</w:t>
             </w:r>
           </w:p>
         </w:tc>
@@ -5564,79 +5484,53 @@
         </w:tc>
         <w:tc>
           <w:tcPr>
-            <w:tcW w:type="dxa" w:w="3200"/>
-            <w:tcMar>
-              <w:top w:type="dxa" w:w="80"/>
-              <w:left w:type="dxa" w:w="100"/>
-              <w:bottom w:type="dxa" w:w="80"/>
-              <w:right w:type="dxa" w:w="100"/>
-            </w:tcMar>
-          </w:tcPr>
-          <w:p>
-            <w:pPr>
-              <w:spacing w:after="0"/>
-            </w:pPr>
-            <w:r>
-              <w:rPr>
-                <w:rFonts w:ascii="Calibri" w:cs="Calibri" w:eastAsia="Calibri" w:hAnsi="Calibri"/>
-                <w:b w:val="false"/>
-                <w:bCs w:val="false"/>
-                <w:sz w:val="20"/>
-                <w:szCs w:val="20"/>
-              </w:rPr>
-              <w:t xml:space="preserve">Cadastrar colaboradores</w:t>
-            </w:r>
-          </w:p>
-        </w:tc>
-        <w:tc>
-          <w:tcPr>
-            <w:tcW w:type="dxa" w:w="2400"/>
-            <w:tcMar>
-              <w:top w:type="dxa" w:w="80"/>
-              <w:left w:type="dxa" w:w="100"/>
-              <w:bottom w:type="dxa" w:w="80"/>
-              <w:right w:type="dxa" w:w="100"/>
-            </w:tcMar>
-          </w:tcPr>
-          <w:p>
-            <w:pPr>
-              <w:spacing w:after="0"/>
-            </w:pPr>
-            <w:r>
-              <w:rPr>
-                <w:rFonts w:ascii="Calibri" w:cs="Calibri" w:eastAsia="Calibri" w:hAnsi="Calibri"/>
-                <w:b w:val="false"/>
-                <w:bCs w:val="false"/>
-                <w:sz w:val="20"/>
-                <w:szCs w:val="20"/>
-              </w:rPr>
-              <w:t xml:space="preserve">Admin / Técnico</w:t>
-            </w:r>
-          </w:p>
-        </w:tc>
-        <w:tc>
-          <w:tcPr>
-            <w:tcW w:type="dxa" w:w="2400"/>
-            <w:tcMar>
-              <w:top w:type="dxa" w:w="80"/>
-              <w:left w:type="dxa" w:w="100"/>
-              <w:bottom w:type="dxa" w:w="80"/>
-              <w:right w:type="dxa" w:w="100"/>
-            </w:tcMar>
-          </w:tcPr>
-          <w:p>
-            <w:pPr>
-              <w:spacing w:after="0"/>
-            </w:pPr>
-            <w:r>
-              <w:rPr>
-                <w:rFonts w:ascii="Calibri" w:cs="Calibri" w:eastAsia="Calibri" w:hAnsi="Calibri"/>
-                <w:b w:val="false"/>
-                <w:bCs w:val="false"/>
-                <w:sz w:val="20"/>
-                <w:szCs w:val="20"/>
-              </w:rPr>
-              <w:t xml:space="preserve">—</w:t>
+            <w:tcW w:type="dxa" w:w="4200"/>
+            <w:tcMar>
+              <w:top w:type="dxa" w:w="80"/>
+              <w:left w:type="dxa" w:w="100"/>
+              <w:bottom w:type="dxa" w:w="80"/>
+              <w:right w:type="dxa" w:w="100"/>
+            </w:tcMar>
+          </w:tcPr>
+          <w:p>
+            <w:pPr>
+              <w:spacing w:after="0"/>
+            </w:pPr>
+            <w:r>
+              <w:rPr>
+                <w:rFonts w:ascii="Calibri" w:cs="Calibri" w:eastAsia="Calibri" w:hAnsi="Calibri"/>
+                <w:b w:val="false"/>
+                <w:bCs w:val="false"/>
+                <w:sz w:val="20"/>
+                <w:szCs w:val="20"/>
+              </w:rPr>
+              <w:t xml:space="preserve">Cadastrar EPIs (com CA e validade)</w:t>
+            </w:r>
+          </w:p>
+        </w:tc>
+        <w:tc>
+          <w:tcPr>
+            <w:tcW w:type="dxa" w:w="3800"/>
+            <w:tcMar>
+              <w:top w:type="dxa" w:w="80"/>
+              <w:left w:type="dxa" w:w="100"/>
+              <w:bottom w:type="dxa" w:w="80"/>
+              <w:right w:type="dxa" w:w="100"/>
+            </w:tcMar>
+          </w:tcPr>
+          <w:p>
+            <w:pPr>
+              <w:spacing w:after="0"/>
+            </w:pPr>
+            <w:r>
+              <w:rPr>
+                <w:rFonts w:ascii="Calibri" w:cs="Calibri" w:eastAsia="Calibri" w:hAnsi="Calibri"/>
+                <w:b w:val="false"/>
+                <w:bCs w:val="false"/>
+                <w:sz w:val="20"/>
+                <w:szCs w:val="20"/>
+              </w:rPr>
+              <w:t xml:space="preserve">Técnico / Almoxarife / Administrador</w:t>
             </w:r>
           </w:p>
         </w:tc>
@@ -5673,79 +5567,53 @@
         </w:tc>
         <w:tc>
           <w:tcPr>
-            <w:tcW w:type="dxa" w:w="3200"/>
-            <w:tcMar>
-              <w:top w:type="dxa" w:w="80"/>
-              <w:left w:type="dxa" w:w="100"/>
-              <w:bottom w:type="dxa" w:w="80"/>
-              <w:right w:type="dxa" w:w="100"/>
-            </w:tcMar>
-          </w:tcPr>
-          <w:p>
-            <w:pPr>
-              <w:spacing w:after="0"/>
-            </w:pPr>
-            <w:r>
-              <w:rPr>
-                <w:rFonts w:ascii="Calibri" w:cs="Calibri" w:eastAsia="Calibri" w:hAnsi="Calibri"/>
-                <w:b w:val="false"/>
-                <w:bCs w:val="false"/>
-                <w:sz w:val="20"/>
-                <w:szCs w:val="20"/>
-              </w:rPr>
-              <w:t xml:space="preserve">Cadastrar EPIs (com CA e validade)</w:t>
-            </w:r>
-          </w:p>
-        </w:tc>
-        <w:tc>
-          <w:tcPr>
-            <w:tcW w:type="dxa" w:w="2400"/>
-            <w:tcMar>
-              <w:top w:type="dxa" w:w="80"/>
-              <w:left w:type="dxa" w:w="100"/>
-              <w:bottom w:type="dxa" w:w="80"/>
-              <w:right w:type="dxa" w:w="100"/>
-            </w:tcMar>
-          </w:tcPr>
-          <w:p>
-            <w:pPr>
-              <w:spacing w:after="0"/>
-            </w:pPr>
-            <w:r>
-              <w:rPr>
-                <w:rFonts w:ascii="Calibri" w:cs="Calibri" w:eastAsia="Calibri" w:hAnsi="Calibri"/>
-                <w:b w:val="false"/>
-                <w:bCs w:val="false"/>
-                <w:sz w:val="20"/>
-                <w:szCs w:val="20"/>
-              </w:rPr>
-              <w:t xml:space="preserve">Admin / Técnico</w:t>
-            </w:r>
-          </w:p>
-        </w:tc>
-        <w:tc>
-          <w:tcPr>
-            <w:tcW w:type="dxa" w:w="2400"/>
-            <w:tcMar>
-              <w:top w:type="dxa" w:w="80"/>
-              <w:left w:type="dxa" w:w="100"/>
-              <w:bottom w:type="dxa" w:w="80"/>
-              <w:right w:type="dxa" w:w="100"/>
-            </w:tcMar>
-          </w:tcPr>
-          <w:p>
-            <w:pPr>
-              <w:spacing w:after="0"/>
-            </w:pPr>
-            <w:r>
-              <w:rPr>
-                <w:rFonts w:ascii="Calibri" w:cs="Calibri" w:eastAsia="Calibri" w:hAnsi="Calibri"/>
-                <w:b w:val="false"/>
-                <w:bCs w:val="false"/>
-                <w:sz w:val="20"/>
-                <w:szCs w:val="20"/>
-              </w:rPr>
-              <w:t xml:space="preserve">—</w:t>
+            <w:tcW w:type="dxa" w:w="4200"/>
+            <w:tcMar>
+              <w:top w:type="dxa" w:w="80"/>
+              <w:left w:type="dxa" w:w="100"/>
+              <w:bottom w:type="dxa" w:w="80"/>
+              <w:right w:type="dxa" w:w="100"/>
+            </w:tcMar>
+          </w:tcPr>
+          <w:p>
+            <w:pPr>
+              <w:spacing w:after="0"/>
+            </w:pPr>
+            <w:r>
+              <w:rPr>
+                <w:rFonts w:ascii="Calibri" w:cs="Calibri" w:eastAsia="Calibri" w:hAnsi="Calibri"/>
+                <w:b w:val="false"/>
+                <w:bCs w:val="false"/>
+                <w:sz w:val="20"/>
+                <w:szCs w:val="20"/>
+              </w:rPr>
+              <w:t xml:space="preserve">Registrar empréstimo de EPI</w:t>
+            </w:r>
+          </w:p>
+        </w:tc>
+        <w:tc>
+          <w:tcPr>
+            <w:tcW w:type="dxa" w:w="3800"/>
+            <w:tcMar>
+              <w:top w:type="dxa" w:w="80"/>
+              <w:left w:type="dxa" w:w="100"/>
+              <w:bottom w:type="dxa" w:w="80"/>
+              <w:right w:type="dxa" w:w="100"/>
+            </w:tcMar>
+          </w:tcPr>
+          <w:p>
+            <w:pPr>
+              <w:spacing w:after="0"/>
+            </w:pPr>
+            <w:r>
+              <w:rPr>
+                <w:rFonts w:ascii="Calibri" w:cs="Calibri" w:eastAsia="Calibri" w:hAnsi="Calibri"/>
+                <w:b w:val="false"/>
+                <w:bCs w:val="false"/>
+                <w:sz w:val="20"/>
+                <w:szCs w:val="20"/>
+              </w:rPr>
+              <w:t xml:space="preserve">Técnico / Almoxarife / Administrador</w:t>
             </w:r>
           </w:p>
         </w:tc>
@@ -5782,79 +5650,53 @@
         </w:tc>
         <w:tc>
           <w:tcPr>
-            <w:tcW w:type="dxa" w:w="3200"/>
-            <w:tcMar>
-              <w:top w:type="dxa" w:w="80"/>
-              <w:left w:type="dxa" w:w="100"/>
-              <w:bottom w:type="dxa" w:w="80"/>
-              <w:right w:type="dxa" w:w="100"/>
-            </w:tcMar>
-          </w:tcPr>
-          <w:p>
-            <w:pPr>
-              <w:spacing w:after="0"/>
-            </w:pPr>
-            <w:r>
-              <w:rPr>
-                <w:rFonts w:ascii="Calibri" w:cs="Calibri" w:eastAsia="Calibri" w:hAnsi="Calibri"/>
-                <w:b w:val="false"/>
-                <w:bCs w:val="false"/>
-                <w:sz w:val="20"/>
-                <w:szCs w:val="20"/>
-              </w:rPr>
-              <w:t xml:space="preserve">Registrar empréstimo de EPI</w:t>
-            </w:r>
-          </w:p>
-        </w:tc>
-        <w:tc>
-          <w:tcPr>
-            <w:tcW w:type="dxa" w:w="2400"/>
-            <w:tcMar>
-              <w:top w:type="dxa" w:w="80"/>
-              <w:left w:type="dxa" w:w="100"/>
-              <w:bottom w:type="dxa" w:w="80"/>
-              <w:right w:type="dxa" w:w="100"/>
-            </w:tcMar>
-          </w:tcPr>
-          <w:p>
-            <w:pPr>
-              <w:spacing w:after="0"/>
-            </w:pPr>
-            <w:r>
-              <w:rPr>
-                <w:rFonts w:ascii="Calibri" w:cs="Calibri" w:eastAsia="Calibri" w:hAnsi="Calibri"/>
-                <w:b w:val="false"/>
-                <w:bCs w:val="false"/>
-                <w:sz w:val="20"/>
-                <w:szCs w:val="20"/>
-              </w:rPr>
-              <w:t xml:space="preserve">Técnico / Almoxarife</w:t>
-            </w:r>
-          </w:p>
-        </w:tc>
-        <w:tc>
-          <w:tcPr>
-            <w:tcW w:type="dxa" w:w="2400"/>
-            <w:tcMar>
-              <w:top w:type="dxa" w:w="80"/>
-              <w:left w:type="dxa" w:w="100"/>
-              <w:bottom w:type="dxa" w:w="80"/>
-              <w:right w:type="dxa" w:w="100"/>
-            </w:tcMar>
-          </w:tcPr>
-          <w:p>
-            <w:pPr>
-              <w:spacing w:after="0"/>
-            </w:pPr>
-            <w:r>
-              <w:rPr>
-                <w:rFonts w:ascii="Calibri" w:cs="Calibri" w:eastAsia="Calibri" w:hAnsi="Calibri"/>
-                <w:b w:val="false"/>
-                <w:bCs w:val="false"/>
-                <w:sz w:val="20"/>
-                <w:szCs w:val="20"/>
-              </w:rPr>
-              <w:t xml:space="preserve">inclui UC06 e UC10</w:t>
+            <w:tcW w:type="dxa" w:w="4200"/>
+            <w:tcMar>
+              <w:top w:type="dxa" w:w="80"/>
+              <w:left w:type="dxa" w:w="100"/>
+              <w:bottom w:type="dxa" w:w="80"/>
+              <w:right w:type="dxa" w:w="100"/>
+            </w:tcMar>
+          </w:tcPr>
+          <w:p>
+            <w:pPr>
+              <w:spacing w:after="0"/>
+            </w:pPr>
+            <w:r>
+              <w:rPr>
+                <w:rFonts w:ascii="Calibri" w:cs="Calibri" w:eastAsia="Calibri" w:hAnsi="Calibri"/>
+                <w:b w:val="false"/>
+                <w:bCs w:val="false"/>
+                <w:sz w:val="20"/>
+                <w:szCs w:val="20"/>
+              </w:rPr>
+              <w:t xml:space="preserve">Registrar devolução de EPI</w:t>
+            </w:r>
+          </w:p>
+        </w:tc>
+        <w:tc>
+          <w:tcPr>
+            <w:tcW w:type="dxa" w:w="3800"/>
+            <w:tcMar>
+              <w:top w:type="dxa" w:w="80"/>
+              <w:left w:type="dxa" w:w="100"/>
+              <w:bottom w:type="dxa" w:w="80"/>
+              <w:right w:type="dxa" w:w="100"/>
+            </w:tcMar>
+          </w:tcPr>
+          <w:p>
+            <w:pPr>
+              <w:spacing w:after="0"/>
+            </w:pPr>
+            <w:r>
+              <w:rPr>
+                <w:rFonts w:ascii="Calibri" w:cs="Calibri" w:eastAsia="Calibri" w:hAnsi="Calibri"/>
+                <w:b w:val="false"/>
+                <w:bCs w:val="false"/>
+                <w:sz w:val="20"/>
+                <w:szCs w:val="20"/>
+              </w:rPr>
+              <w:t xml:space="preserve">Técnico / Almoxarife / Administrador</w:t>
             </w:r>
           </w:p>
         </w:tc>
@@ -5891,79 +5733,53 @@
         </w:tc>
         <w:tc>
           <w:tcPr>
-            <w:tcW w:type="dxa" w:w="3200"/>
-            <w:tcMar>
-              <w:top w:type="dxa" w:w="80"/>
-              <w:left w:type="dxa" w:w="100"/>
-              <w:bottom w:type="dxa" w:w="80"/>
-              <w:right w:type="dxa" w:w="100"/>
-            </w:tcMar>
-          </w:tcPr>
-          <w:p>
-            <w:pPr>
-              <w:spacing w:after="0"/>
-            </w:pPr>
-            <w:r>
-              <w:rPr>
-                <w:rFonts w:ascii="Calibri" w:cs="Calibri" w:eastAsia="Calibri" w:hAnsi="Calibri"/>
-                <w:b w:val="false"/>
-                <w:bCs w:val="false"/>
-                <w:sz w:val="20"/>
-                <w:szCs w:val="20"/>
-              </w:rPr>
-              <w:t xml:space="preserve">Verificar disponibilidade em estoque</w:t>
-            </w:r>
-          </w:p>
-        </w:tc>
-        <w:tc>
-          <w:tcPr>
-            <w:tcW w:type="dxa" w:w="2400"/>
-            <w:tcMar>
-              <w:top w:type="dxa" w:w="80"/>
-              <w:left w:type="dxa" w:w="100"/>
-              <w:bottom w:type="dxa" w:w="80"/>
-              <w:right w:type="dxa" w:w="100"/>
-            </w:tcMar>
-          </w:tcPr>
-          <w:p>
-            <w:pPr>
-              <w:spacing w:after="0"/>
-            </w:pPr>
-            <w:r>
-              <w:rPr>
-                <w:rFonts w:ascii="Calibri" w:cs="Calibri" w:eastAsia="Calibri" w:hAnsi="Calibri"/>
-                <w:b w:val="false"/>
-                <w:bCs w:val="false"/>
-                <w:sz w:val="20"/>
-                <w:szCs w:val="20"/>
-              </w:rPr>
-              <w:t xml:space="preserve">Sistema</w:t>
-            </w:r>
-          </w:p>
-        </w:tc>
-        <w:tc>
-          <w:tcPr>
-            <w:tcW w:type="dxa" w:w="2400"/>
-            <w:tcMar>
-              <w:top w:type="dxa" w:w="80"/>
-              <w:left w:type="dxa" w:w="100"/>
-              <w:bottom w:type="dxa" w:w="80"/>
-              <w:right w:type="dxa" w:w="100"/>
-            </w:tcMar>
-          </w:tcPr>
-          <w:p>
-            <w:pPr>
-              <w:spacing w:after="0"/>
-            </w:pPr>
-            <w:r>
-              <w:rPr>
-                <w:rFonts w:ascii="Calibri" w:cs="Calibri" w:eastAsia="Calibri" w:hAnsi="Calibri"/>
-                <w:b w:val="false"/>
-                <w:bCs w:val="false"/>
-                <w:sz w:val="20"/>
-                <w:szCs w:val="20"/>
-              </w:rPr>
-              <w:t xml:space="preserve">incluído por UC05</w:t>
+            <w:tcW w:type="dxa" w:w="4200"/>
+            <w:tcMar>
+              <w:top w:type="dxa" w:w="80"/>
+              <w:left w:type="dxa" w:w="100"/>
+              <w:bottom w:type="dxa" w:w="80"/>
+              <w:right w:type="dxa" w:w="100"/>
+            </w:tcMar>
+          </w:tcPr>
+          <w:p>
+            <w:pPr>
+              <w:spacing w:after="0"/>
+            </w:pPr>
+            <w:r>
+              <w:rPr>
+                <w:rFonts w:ascii="Calibri" w:cs="Calibri" w:eastAsia="Calibri" w:hAnsi="Calibri"/>
+                <w:b w:val="false"/>
+                <w:bCs w:val="false"/>
+                <w:sz w:val="20"/>
+                <w:szCs w:val="20"/>
+              </w:rPr>
+              <w:t xml:space="preserve">Emitir ficha de entrega de EPI (NR-6)</w:t>
+            </w:r>
+          </w:p>
+        </w:tc>
+        <w:tc>
+          <w:tcPr>
+            <w:tcW w:type="dxa" w:w="3800"/>
+            <w:tcMar>
+              <w:top w:type="dxa" w:w="80"/>
+              <w:left w:type="dxa" w:w="100"/>
+              <w:bottom w:type="dxa" w:w="80"/>
+              <w:right w:type="dxa" w:w="100"/>
+            </w:tcMar>
+          </w:tcPr>
+          <w:p>
+            <w:pPr>
+              <w:spacing w:after="0"/>
+            </w:pPr>
+            <w:r>
+              <w:rPr>
+                <w:rFonts w:ascii="Calibri" w:cs="Calibri" w:eastAsia="Calibri" w:hAnsi="Calibri"/>
+                <w:b w:val="false"/>
+                <w:bCs w:val="false"/>
+                <w:sz w:val="20"/>
+                <w:szCs w:val="20"/>
+              </w:rPr>
+              <w:t xml:space="preserve">Técnico / Almoxarife / Administrador</w:t>
             </w:r>
           </w:p>
         </w:tc>
@@ -6000,79 +5816,53 @@
         </w:tc>
         <w:tc>
           <w:tcPr>
-            <w:tcW w:type="dxa" w:w="3200"/>
-            <w:tcMar>
-              <w:top w:type="dxa" w:w="80"/>
-              <w:left w:type="dxa" w:w="100"/>
-              <w:bottom w:type="dxa" w:w="80"/>
-              <w:right w:type="dxa" w:w="100"/>
-            </w:tcMar>
-          </w:tcPr>
-          <w:p>
-            <w:pPr>
-              <w:spacing w:after="0"/>
-            </w:pPr>
-            <w:r>
-              <w:rPr>
-                <w:rFonts w:ascii="Calibri" w:cs="Calibri" w:eastAsia="Calibri" w:hAnsi="Calibri"/>
-                <w:b w:val="false"/>
-                <w:bCs w:val="false"/>
-                <w:sz w:val="20"/>
-                <w:szCs w:val="20"/>
-              </w:rPr>
-              <w:t xml:space="preserve">Registrar devolução de EPI</w:t>
-            </w:r>
-          </w:p>
-        </w:tc>
-        <w:tc>
-          <w:tcPr>
-            <w:tcW w:type="dxa" w:w="2400"/>
-            <w:tcMar>
-              <w:top w:type="dxa" w:w="80"/>
-              <w:left w:type="dxa" w:w="100"/>
-              <w:bottom w:type="dxa" w:w="80"/>
-              <w:right w:type="dxa" w:w="100"/>
-            </w:tcMar>
-          </w:tcPr>
-          <w:p>
-            <w:pPr>
-              <w:spacing w:after="0"/>
-            </w:pPr>
-            <w:r>
-              <w:rPr>
-                <w:rFonts w:ascii="Calibri" w:cs="Calibri" w:eastAsia="Calibri" w:hAnsi="Calibri"/>
-                <w:b w:val="false"/>
-                <w:bCs w:val="false"/>
-                <w:sz w:val="20"/>
-                <w:szCs w:val="20"/>
-              </w:rPr>
-              <w:t xml:space="preserve">Técnico / Almoxarife</w:t>
-            </w:r>
-          </w:p>
-        </w:tc>
-        <w:tc>
-          <w:tcPr>
-            <w:tcW w:type="dxa" w:w="2400"/>
-            <w:tcMar>
-              <w:top w:type="dxa" w:w="80"/>
-              <w:left w:type="dxa" w:w="100"/>
-              <w:bottom w:type="dxa" w:w="80"/>
-              <w:right w:type="dxa" w:w="100"/>
-            </w:tcMar>
-          </w:tcPr>
-          <w:p>
-            <w:pPr>
-              <w:spacing w:after="0"/>
-            </w:pPr>
-            <w:r>
-              <w:rPr>
-                <w:rFonts w:ascii="Calibri" w:cs="Calibri" w:eastAsia="Calibri" w:hAnsi="Calibri"/>
-                <w:b w:val="false"/>
-                <w:bCs w:val="false"/>
-                <w:sz w:val="20"/>
-                <w:szCs w:val="20"/>
-              </w:rPr>
-              <w:t xml:space="preserve">—</w:t>
+            <w:tcW w:type="dxa" w:w="4200"/>
+            <w:tcMar>
+              <w:top w:type="dxa" w:w="80"/>
+              <w:left w:type="dxa" w:w="100"/>
+              <w:bottom w:type="dxa" w:w="80"/>
+              <w:right w:type="dxa" w:w="100"/>
+            </w:tcMar>
+          </w:tcPr>
+          <w:p>
+            <w:pPr>
+              <w:spacing w:after="0"/>
+            </w:pPr>
+            <w:r>
+              <w:rPr>
+                <w:rFonts w:ascii="Calibri" w:cs="Calibri" w:eastAsia="Calibri" w:hAnsi="Calibri"/>
+                <w:b w:val="false"/>
+                <w:bCs w:val="false"/>
+                <w:sz w:val="20"/>
+                <w:szCs w:val="20"/>
+              </w:rPr>
+              <w:t xml:space="preserve">Consultar relatórios e alertas</w:t>
+            </w:r>
+          </w:p>
+        </w:tc>
+        <w:tc>
+          <w:tcPr>
+            <w:tcW w:type="dxa" w:w="3800"/>
+            <w:tcMar>
+              <w:top w:type="dxa" w:w="80"/>
+              <w:left w:type="dxa" w:w="100"/>
+              <w:bottom w:type="dxa" w:w="80"/>
+              <w:right w:type="dxa" w:w="100"/>
+            </w:tcMar>
+          </w:tcPr>
+          <w:p>
+            <w:pPr>
+              <w:spacing w:after="0"/>
+            </w:pPr>
+            <w:r>
+              <w:rPr>
+                <w:rFonts w:ascii="Calibri" w:cs="Calibri" w:eastAsia="Calibri" w:hAnsi="Calibri"/>
+                <w:b w:val="false"/>
+                <w:bCs w:val="false"/>
+                <w:sz w:val="20"/>
+                <w:szCs w:val="20"/>
+              </w:rPr>
+              <w:t xml:space="preserve">Técnico / Almoxarife / Administrador</w:t>
             </w:r>
           </w:p>
         </w:tc>
@@ -6109,297 +5899,53 @@
         </w:tc>
         <w:tc>
           <w:tcPr>
-            <w:tcW w:type="dxa" w:w="3200"/>
-            <w:tcMar>
-              <w:top w:type="dxa" w:w="80"/>
-              <w:left w:type="dxa" w:w="100"/>
-              <w:bottom w:type="dxa" w:w="80"/>
-              <w:right w:type="dxa" w:w="100"/>
-            </w:tcMar>
-          </w:tcPr>
-          <w:p>
-            <w:pPr>
-              <w:spacing w:after="0"/>
-            </w:pPr>
-            <w:r>
-              <w:rPr>
-                <w:rFonts w:ascii="Calibri" w:cs="Calibri" w:eastAsia="Calibri" w:hAnsi="Calibri"/>
-                <w:b w:val="false"/>
-                <w:bCs w:val="false"/>
-                <w:sz w:val="20"/>
-                <w:szCs w:val="20"/>
-              </w:rPr>
-              <w:t xml:space="preserve">Consultar histórico de empréstimos</w:t>
-            </w:r>
-          </w:p>
-        </w:tc>
-        <w:tc>
-          <w:tcPr>
-            <w:tcW w:type="dxa" w:w="2400"/>
-            <w:tcMar>
-              <w:top w:type="dxa" w:w="80"/>
-              <w:left w:type="dxa" w:w="100"/>
-              <w:bottom w:type="dxa" w:w="80"/>
-              <w:right w:type="dxa" w:w="100"/>
-            </w:tcMar>
-          </w:tcPr>
-          <w:p>
-            <w:pPr>
-              <w:spacing w:after="0"/>
-            </w:pPr>
-            <w:r>
-              <w:rPr>
-                <w:rFonts w:ascii="Calibri" w:cs="Calibri" w:eastAsia="Calibri" w:hAnsi="Calibri"/>
-                <w:b w:val="false"/>
-                <w:bCs w:val="false"/>
-                <w:sz w:val="20"/>
-                <w:szCs w:val="20"/>
-              </w:rPr>
-              <w:t xml:space="preserve">Técnico / Colaborador</w:t>
-            </w:r>
-          </w:p>
-        </w:tc>
-        <w:tc>
-          <w:tcPr>
-            <w:tcW w:type="dxa" w:w="2400"/>
-            <w:tcMar>
-              <w:top w:type="dxa" w:w="80"/>
-              <w:left w:type="dxa" w:w="100"/>
-              <w:bottom w:type="dxa" w:w="80"/>
-              <w:right w:type="dxa" w:w="100"/>
-            </w:tcMar>
-          </w:tcPr>
-          <w:p>
-            <w:pPr>
-              <w:spacing w:after="0"/>
-            </w:pPr>
-            <w:r>
-              <w:rPr>
-                <w:rFonts w:ascii="Calibri" w:cs="Calibri" w:eastAsia="Calibri" w:hAnsi="Calibri"/>
-                <w:b w:val="false"/>
-                <w:bCs w:val="false"/>
-                <w:sz w:val="20"/>
-                <w:szCs w:val="20"/>
-              </w:rPr>
-              <w:t xml:space="preserve">—</w:t>
-            </w:r>
-          </w:p>
-        </w:tc>
-      </w:tr>
-      <w:tr>
-        <w:trPr>
-          <w:tblHeader w:val="false"/>
-        </w:trPr>
-        <w:tc>
-          <w:tcPr>
-            <w:tcW w:type="dxa" w:w="1000"/>
-            <w:tcMar>
-              <w:top w:type="dxa" w:w="80"/>
-              <w:left w:type="dxa" w:w="100"/>
-              <w:bottom w:type="dxa" w:w="80"/>
-              <w:right w:type="dxa" w:w="100"/>
-            </w:tcMar>
-          </w:tcPr>
-          <w:p>
-            <w:pPr>
-              <w:spacing w:after="0"/>
-            </w:pPr>
-            <w:r>
-              <w:rPr>
-                <w:rFonts w:ascii="Calibri" w:cs="Calibri" w:eastAsia="Calibri" w:hAnsi="Calibri"/>
-                <w:b w:val="false"/>
-                <w:bCs w:val="false"/>
-                <w:sz w:val="20"/>
-                <w:szCs w:val="20"/>
-              </w:rPr>
-              <w:t xml:space="preserve">UC09</w:t>
-            </w:r>
-          </w:p>
-        </w:tc>
-        <w:tc>
-          <w:tcPr>
-            <w:tcW w:type="dxa" w:w="3200"/>
-            <w:tcMar>
-              <w:top w:type="dxa" w:w="80"/>
-              <w:left w:type="dxa" w:w="100"/>
-              <w:bottom w:type="dxa" w:w="80"/>
-              <w:right w:type="dxa" w:w="100"/>
-            </w:tcMar>
-          </w:tcPr>
-          <w:p>
-            <w:pPr>
-              <w:spacing w:after="0"/>
-            </w:pPr>
-            <w:r>
-              <w:rPr>
-                <w:rFonts w:ascii="Calibri" w:cs="Calibri" w:eastAsia="Calibri" w:hAnsi="Calibri"/>
-                <w:b w:val="false"/>
-                <w:bCs w:val="false"/>
-                <w:sz w:val="20"/>
-                <w:szCs w:val="20"/>
-              </w:rPr>
-              <w:t xml:space="preserve">Gerar relatórios e visualizar alertas</w:t>
-            </w:r>
-          </w:p>
-        </w:tc>
-        <w:tc>
-          <w:tcPr>
-            <w:tcW w:type="dxa" w:w="2400"/>
-            <w:tcMar>
-              <w:top w:type="dxa" w:w="80"/>
-              <w:left w:type="dxa" w:w="100"/>
-              <w:bottom w:type="dxa" w:w="80"/>
-              <w:right w:type="dxa" w:w="100"/>
-            </w:tcMar>
-          </w:tcPr>
-          <w:p>
-            <w:pPr>
-              <w:spacing w:after="0"/>
-            </w:pPr>
-            <w:r>
-              <w:rPr>
-                <w:rFonts w:ascii="Calibri" w:cs="Calibri" w:eastAsia="Calibri" w:hAnsi="Calibri"/>
-                <w:b w:val="false"/>
-                <w:bCs w:val="false"/>
-                <w:sz w:val="20"/>
-                <w:szCs w:val="20"/>
-              </w:rPr>
-              <w:t xml:space="preserve">Técnico</w:t>
-            </w:r>
-          </w:p>
-        </w:tc>
-        <w:tc>
-          <w:tcPr>
-            <w:tcW w:type="dxa" w:w="2400"/>
-            <w:tcMar>
-              <w:top w:type="dxa" w:w="80"/>
-              <w:left w:type="dxa" w:w="100"/>
-              <w:bottom w:type="dxa" w:w="80"/>
-              <w:right w:type="dxa" w:w="100"/>
-            </w:tcMar>
-          </w:tcPr>
-          <w:p>
-            <w:pPr>
-              <w:spacing w:after="0"/>
-            </w:pPr>
-            <w:r>
-              <w:rPr>
-                <w:rFonts w:ascii="Calibri" w:cs="Calibri" w:eastAsia="Calibri" w:hAnsi="Calibri"/>
-                <w:b w:val="false"/>
-                <w:bCs w:val="false"/>
-                <w:sz w:val="20"/>
-                <w:szCs w:val="20"/>
-              </w:rPr>
-              <w:t xml:space="preserve">—</w:t>
-            </w:r>
-          </w:p>
-        </w:tc>
-      </w:tr>
-      <w:tr>
-        <w:trPr>
-          <w:tblHeader w:val="false"/>
-        </w:trPr>
-        <w:tc>
-          <w:tcPr>
-            <w:tcW w:type="dxa" w:w="1000"/>
-            <w:tcMar>
-              <w:top w:type="dxa" w:w="80"/>
-              <w:left w:type="dxa" w:w="100"/>
-              <w:bottom w:type="dxa" w:w="80"/>
-              <w:right w:type="dxa" w:w="100"/>
-            </w:tcMar>
-          </w:tcPr>
-          <w:p>
-            <w:pPr>
-              <w:spacing w:after="0"/>
-            </w:pPr>
-            <w:r>
-              <w:rPr>
-                <w:rFonts w:ascii="Calibri" w:cs="Calibri" w:eastAsia="Calibri" w:hAnsi="Calibri"/>
-                <w:b w:val="false"/>
-                <w:bCs w:val="false"/>
-                <w:sz w:val="20"/>
-                <w:szCs w:val="20"/>
-              </w:rPr>
-              <w:t xml:space="preserve">UC10</w:t>
-            </w:r>
-          </w:p>
-        </w:tc>
-        <w:tc>
-          <w:tcPr>
-            <w:tcW w:type="dxa" w:w="3200"/>
-            <w:tcMar>
-              <w:top w:type="dxa" w:w="80"/>
-              <w:left w:type="dxa" w:w="100"/>
-              <w:bottom w:type="dxa" w:w="80"/>
-              <w:right w:type="dxa" w:w="100"/>
-            </w:tcMar>
-          </w:tcPr>
-          <w:p>
-            <w:pPr>
-              <w:spacing w:after="0"/>
-            </w:pPr>
-            <w:r>
-              <w:rPr>
-                <w:rFonts w:ascii="Calibri" w:cs="Calibri" w:eastAsia="Calibri" w:hAnsi="Calibri"/>
-                <w:b w:val="false"/>
-                <w:bCs w:val="false"/>
-                <w:sz w:val="20"/>
-                <w:szCs w:val="20"/>
-              </w:rPr>
-              <w:t xml:space="preserve">Emitir ficha de entrega de EPI (NR-6)</w:t>
-            </w:r>
-          </w:p>
-        </w:tc>
-        <w:tc>
-          <w:tcPr>
-            <w:tcW w:type="dxa" w:w="2400"/>
-            <w:tcMar>
-              <w:top w:type="dxa" w:w="80"/>
-              <w:left w:type="dxa" w:w="100"/>
-              <w:bottom w:type="dxa" w:w="80"/>
-              <w:right w:type="dxa" w:w="100"/>
-            </w:tcMar>
-          </w:tcPr>
-          <w:p>
-            <w:pPr>
-              <w:spacing w:after="0"/>
-            </w:pPr>
-            <w:r>
-              <w:rPr>
-                <w:rFonts w:ascii="Calibri" w:cs="Calibri" w:eastAsia="Calibri" w:hAnsi="Calibri"/>
-                <w:b w:val="false"/>
-                <w:bCs w:val="false"/>
-                <w:sz w:val="20"/>
-                <w:szCs w:val="20"/>
-              </w:rPr>
-              <w:t xml:space="preserve">Sistema</w:t>
-            </w:r>
-          </w:p>
-        </w:tc>
-        <w:tc>
-          <w:tcPr>
-            <w:tcW w:type="dxa" w:w="2400"/>
-            <w:tcMar>
-              <w:top w:type="dxa" w:w="80"/>
-              <w:left w:type="dxa" w:w="100"/>
-              <w:bottom w:type="dxa" w:w="80"/>
-              <w:right w:type="dxa" w:w="100"/>
-            </w:tcMar>
-          </w:tcPr>
-          <w:p>
-            <w:pPr>
-              <w:spacing w:after="0"/>
-            </w:pPr>
-            <w:r>
-              <w:rPr>
-                <w:rFonts w:ascii="Calibri" w:cs="Calibri" w:eastAsia="Calibri" w:hAnsi="Calibri"/>
-                <w:b w:val="false"/>
-                <w:bCs w:val="false"/>
-                <w:sz w:val="20"/>
-                <w:szCs w:val="20"/>
-              </w:rPr>
-              <w:t xml:space="preserve">incluído por UC05</w:t>
+            <w:tcW w:type="dxa" w:w="4200"/>
+            <w:tcMar>
+              <w:top w:type="dxa" w:w="80"/>
+              <w:left w:type="dxa" w:w="100"/>
+              <w:bottom w:type="dxa" w:w="80"/>
+              <w:right w:type="dxa" w:w="100"/>
+            </w:tcMar>
+          </w:tcPr>
+          <w:p>
+            <w:pPr>
+              <w:spacing w:after="0"/>
+            </w:pPr>
+            <w:r>
+              <w:rPr>
+                <w:rFonts w:ascii="Calibri" w:cs="Calibri" w:eastAsia="Calibri" w:hAnsi="Calibri"/>
+                <w:b w:val="false"/>
+                <w:bCs w:val="false"/>
+                <w:sz w:val="20"/>
+                <w:szCs w:val="20"/>
+              </w:rPr>
+              <w:t xml:space="preserve">Gerenciar usuários do sistema</w:t>
+            </w:r>
+          </w:p>
+        </w:tc>
+        <w:tc>
+          <w:tcPr>
+            <w:tcW w:type="dxa" w:w="3800"/>
+            <w:tcMar>
+              <w:top w:type="dxa" w:w="80"/>
+              <w:left w:type="dxa" w:w="100"/>
+              <w:bottom w:type="dxa" w:w="80"/>
+              <w:right w:type="dxa" w:w="100"/>
+            </w:tcMar>
+          </w:tcPr>
+          <w:p>
+            <w:pPr>
+              <w:spacing w:after="0"/>
+            </w:pPr>
+            <w:r>
+              <w:rPr>
+                <w:rFonts w:ascii="Calibri" w:cs="Calibri" w:eastAsia="Calibri" w:hAnsi="Calibri"/>
+                <w:b w:val="false"/>
+                <w:bCs w:val="false"/>
+                <w:sz w:val="20"/>
+                <w:szCs w:val="20"/>
+              </w:rPr>
+              <w:t xml:space="preserve">Administrador</w:t>
             </w:r>
           </w:p>
         </w:tc>
@@ -6432,7 +5978,7 @@
         <w:rPr>
           <w:rFonts w:ascii="Calibri" w:cs="Calibri" w:eastAsia="Calibri" w:hAnsi="Calibri"/>
         </w:rPr>
-        <w:t xml:space="preserve">8.1 Descrição do caso de uso principal — UC05 Registrar empréstimo</w:t>
+        <w:t xml:space="preserve">8.1 Descrição do caso de uso principal — UC04 Registrar empréstimo</w:t>
       </w:r>
     </w:p>
     <w:p>
@@ -7160,7 +6706,7 @@
                 <w:sz w:val="20"/>
                 <w:szCs w:val="20"/>
               </w:rPr>
-              <w:t xml:space="preserve">RF05, RF06, RF07, RNF01 — telas Registrar Empréstimo e Devolução, tabelas emprestimo e item_emprestimo (DER), UC05</w:t>
+              <w:t xml:space="preserve">RF05, RF06, RF07, RNF01 — telas Registrar Empréstimo e Devolução, tabelas emprestimo e item_emprestimo (DER), UC04</w:t>
             </w:r>
           </w:p>
         </w:tc>
